--- a/Charts/Insert-caption-to-chart/.NET/Insert-caption-to-chart/Output/Result.docx
+++ b/Charts/Insert-caption-to-chart/.NET/Insert-caption-to-chart/Output/Result.docx
@@ -13,6 +13,7 @@
         <w:drawing>
           <wp:inline>
             <wp:extent cx="5664200" cy="3429000"/>
+            <wp:effectExtent xmlns:wp="http://schemas.openxmlformats.org/drawingml/2006/wordprocessingDrawing" l="0" t="0" r="0" b="0"/>
             <wp:docPr id="1" name="Chart" title=""/>
             <a:graphic xmlns:a="http://schemas.openxmlformats.org/drawingml/2006/main">
               <a:graphicData uri="http://schemas.openxmlformats.org/drawingml/2006/chart">
@@ -32,7 +33,7 @@
       </w:pPr>
       <w:r>
         <w:rPr/>
-        <w:t xml:space="preserve">Figure </w:t>
+        <w:t xml:space="preserve">Chart </w:t>
       </w:r>
       <w:r>
         <w:rPr/>
@@ -40,7 +41,7 @@
       </w:r>
       <w:r>
         <w:rPr/>
-        <w:instrText xml:space="preserve">SEQ Figure \* Arabic</w:instrText>
+        <w:instrText xml:space="preserve">SEQ Chart \* Arabic</w:instrText>
       </w:r>
       <w:r>
         <w:rPr/>
@@ -58,10 +59,10 @@
     <w:sectPr>
       <w:type w:val="nextPage"/>
       <w:pgSz w:w="11906" w:h="16838"/>
-      <w:pgMar w:top="400" w:right="400" w:bottom="400" w:left="1000" w:gutter="0"/>
+      <w:pgMar w:top="400" w:right="400" w:bottom="400" w:left="1000" w:header="720" w:footer="720" w:gutter="0"/>
       <w:pgBorders/>
       <w:pgNumType w:fmt="decimal"/>
-      <w:cols w:equalWidth="1" w:space="720"/>
+      <w:cols w:num="1" w:equalWidth="1" w:space="720"/>
     </w:sectPr>
   </w:body>
 </w:document>
@@ -72,17 +73,418 @@
   <w:docDefaults>
     <w:rPrDefault>
       <w:rPr>
-        <w:rFonts/>
+        <w:rFonts w:ascii="Times New Roman" w:hAnsi="Times New Roman" w:eastAsia="Times New Roman" w:cs="Times New Roman"/>
+        <w:lang w:val="en-US" w:eastAsia="en-US" w:bidi="ar-SA"/>
       </w:rPr>
     </w:rPrDefault>
-    <w:pPrDefault/>
+    <w:pPrDefault>
+      <w:pPr>
+        <w:spacing/>
+      </w:pPr>
+    </w:pPrDefault>
   </w:docDefaults>
-  <w:style w:type="table" w:default="1" w:styleId="TableNormal">
+  <w:latentStyles xmlns:w="http://schemas.openxmlformats.org/wordprocessingml/2006/main" w:defLockedState="0" w:defUIPriority="99" w:defSemiHidden="0" w:defUnhideWhenUsed="0" w:defQFormat="0" w:count="376">
+    <w:lsdException w:name="Normal" w:uiPriority="0" w:qFormat="1"/>
+    <w:lsdException w:name="heading 1" w:uiPriority="9" w:qFormat="1"/>
+    <w:lsdException w:name="heading 2" w:semiHidden="1" w:uiPriority="9" w:unhideWhenUsed="1" w:qFormat="1"/>
+    <w:lsdException w:name="heading 3" w:semiHidden="1" w:uiPriority="9" w:unhideWhenUsed="1" w:qFormat="1"/>
+    <w:lsdException w:name="heading 4" w:semiHidden="1" w:uiPriority="9" w:unhideWhenUsed="1" w:qFormat="1"/>
+    <w:lsdException w:name="heading 5" w:semiHidden="1" w:uiPriority="9" w:unhideWhenUsed="1" w:qFormat="1"/>
+    <w:lsdException w:name="heading 6" w:semiHidden="1" w:uiPriority="9" w:unhideWhenUsed="1" w:qFormat="1"/>
+    <w:lsdException w:name="heading 7" w:semiHidden="1" w:uiPriority="9" w:unhideWhenUsed="1" w:qFormat="1"/>
+    <w:lsdException w:name="heading 8" w:semiHidden="1" w:uiPriority="9" w:unhideWhenUsed="1" w:qFormat="1"/>
+    <w:lsdException w:name="heading 9" w:semiHidden="1" w:uiPriority="9" w:unhideWhenUsed="1" w:qFormat="1"/>
+    <w:lsdException w:name="index 1" w:semiHidden="1" w:unhideWhenUsed="1"/>
+    <w:lsdException w:name="index 2" w:semiHidden="1" w:unhideWhenUsed="1"/>
+    <w:lsdException w:name="index 3" w:semiHidden="1" w:unhideWhenUsed="1"/>
+    <w:lsdException w:name="index 4" w:semiHidden="1" w:unhideWhenUsed="1"/>
+    <w:lsdException w:name="index 5" w:semiHidden="1" w:unhideWhenUsed="1"/>
+    <w:lsdException w:name="index 6" w:semiHidden="1" w:unhideWhenUsed="1"/>
+    <w:lsdException w:name="index 7" w:semiHidden="1" w:unhideWhenUsed="1"/>
+    <w:lsdException w:name="index 8" w:semiHidden="1" w:unhideWhenUsed="1"/>
+    <w:lsdException w:name="index 9" w:semiHidden="1" w:unhideWhenUsed="1"/>
+    <w:lsdException w:name="toc 1" w:semiHidden="1" w:uiPriority="39" w:unhideWhenUsed="1"/>
+    <w:lsdException w:name="toc 2" w:semiHidden="1" w:uiPriority="39" w:unhideWhenUsed="1"/>
+    <w:lsdException w:name="toc 3" w:semiHidden="1" w:uiPriority="39" w:unhideWhenUsed="1"/>
+    <w:lsdException w:name="toc 4" w:semiHidden="1" w:uiPriority="39" w:unhideWhenUsed="1"/>
+    <w:lsdException w:name="toc 5" w:semiHidden="1" w:uiPriority="39" w:unhideWhenUsed="1"/>
+    <w:lsdException w:name="toc 6" w:semiHidden="1" w:uiPriority="39" w:unhideWhenUsed="1"/>
+    <w:lsdException w:name="toc 7" w:semiHidden="1" w:uiPriority="39" w:unhideWhenUsed="1"/>
+    <w:lsdException w:name="toc 8" w:semiHidden="1" w:uiPriority="39" w:unhideWhenUsed="1"/>
+    <w:lsdException w:name="toc 9" w:semiHidden="1" w:uiPriority="39" w:unhideWhenUsed="1"/>
+    <w:lsdException w:name="Normal Indent" w:semiHidden="1" w:unhideWhenUsed="1"/>
+    <w:lsdException w:name="footnote text" w:semiHidden="1" w:unhideWhenUsed="1"/>
+    <w:lsdException w:name="annotation text" w:semiHidden="1" w:unhideWhenUsed="1"/>
+    <w:lsdException w:name="header" w:semiHidden="1" w:unhideWhenUsed="1"/>
+    <w:lsdException w:name="footer" w:semiHidden="1" w:unhideWhenUsed="1"/>
+    <w:lsdException w:name="index heading" w:semiHidden="1" w:unhideWhenUsed="1"/>
+    <w:lsdException w:name="caption" w:semiHidden="1" w:uiPriority="35" w:unhideWhenUsed="1" w:qFormat="1"/>
+    <w:lsdException w:name="table of figures" w:semiHidden="1" w:unhideWhenUsed="1"/>
+    <w:lsdException w:name="envelope address" w:semiHidden="1" w:unhideWhenUsed="1"/>
+    <w:lsdException w:name="envelope return" w:semiHidden="1" w:unhideWhenUsed="1"/>
+    <w:lsdException w:name="footnote reference" w:semiHidden="1" w:unhideWhenUsed="1"/>
+    <w:lsdException w:name="annotation reference" w:semiHidden="1" w:unhideWhenUsed="1"/>
+    <w:lsdException w:name="line number" w:semiHidden="1" w:unhideWhenUsed="1"/>
+    <w:lsdException w:name="page number" w:semiHidden="1" w:unhideWhenUsed="1"/>
+    <w:lsdException w:name="endnote reference" w:semiHidden="1" w:unhideWhenUsed="1"/>
+    <w:lsdException w:name="endnote text" w:semiHidden="1" w:unhideWhenUsed="1"/>
+    <w:lsdException w:name="table of authorities" w:semiHidden="1" w:unhideWhenUsed="1"/>
+    <w:lsdException w:name="macro" w:semiHidden="1" w:unhideWhenUsed="1"/>
+    <w:lsdException w:name="toa heading" w:semiHidden="1" w:unhideWhenUsed="1"/>
+    <w:lsdException w:name="List" w:semiHidden="1" w:unhideWhenUsed="1"/>
+    <w:lsdException w:name="List Bullet" w:semiHidden="1" w:unhideWhenUsed="1"/>
+    <w:lsdException w:name="List Number" w:semiHidden="1" w:unhideWhenUsed="1"/>
+    <w:lsdException w:name="List 2" w:semiHidden="1" w:unhideWhenUsed="1"/>
+    <w:lsdException w:name="List 3" w:semiHidden="1" w:unhideWhenUsed="1"/>
+    <w:lsdException w:name="List 4" w:semiHidden="1" w:unhideWhenUsed="1"/>
+    <w:lsdException w:name="List 5" w:semiHidden="1" w:unhideWhenUsed="1"/>
+    <w:lsdException w:name="List Bullet 2" w:semiHidden="1" w:unhideWhenUsed="1"/>
+    <w:lsdException w:name="List Bullet 3" w:semiHidden="1" w:unhideWhenUsed="1"/>
+    <w:lsdException w:name="List Bullet 4" w:semiHidden="1" w:unhideWhenUsed="1"/>
+    <w:lsdException w:name="List Bullet 5" w:semiHidden="1" w:unhideWhenUsed="1"/>
+    <w:lsdException w:name="List Number 2" w:semiHidden="1" w:unhideWhenUsed="1"/>
+    <w:lsdException w:name="List Number 3" w:semiHidden="1" w:unhideWhenUsed="1"/>
+    <w:lsdException w:name="List Number 4" w:semiHidden="1" w:unhideWhenUsed="1"/>
+    <w:lsdException w:name="List Number 5" w:semiHidden="1" w:unhideWhenUsed="1"/>
+    <w:lsdException w:name="Title" w:uiPriority="10" w:qFormat="1"/>
+    <w:lsdException w:name="Closing" w:semiHidden="1" w:unhideWhenUsed="1"/>
+    <w:lsdException w:name="Signature" w:semiHidden="1" w:unhideWhenUsed="1"/>
+    <w:lsdException w:name="Default Paragraph Font" w:semiHidden="1" w:uiPriority="1" w:unhideWhenUsed="1"/>
+    <w:lsdException w:name="Body Text" w:semiHidden="1" w:unhideWhenUsed="1"/>
+    <w:lsdException w:name="Body Text Indent" w:semiHidden="1" w:unhideWhenUsed="1"/>
+    <w:lsdException w:name="List Continue" w:semiHidden="1" w:unhideWhenUsed="1"/>
+    <w:lsdException w:name="List Continue 2" w:semiHidden="1" w:unhideWhenUsed="1"/>
+    <w:lsdException w:name="List Continue 3" w:semiHidden="1" w:unhideWhenUsed="1"/>
+    <w:lsdException w:name="List Continue 4" w:semiHidden="1" w:unhideWhenUsed="1"/>
+    <w:lsdException w:name="List Continue 5" w:semiHidden="1" w:unhideWhenUsed="1"/>
+    <w:lsdException w:name="Message Header" w:semiHidden="1" w:unhideWhenUsed="1"/>
+    <w:lsdException w:name="Subtitle" w:uiPriority="11" w:qFormat="1"/>
+    <w:lsdException w:name="Salutation" w:semiHidden="1" w:unhideWhenUsed="1"/>
+    <w:lsdException w:name="Date" w:semiHidden="1" w:unhideWhenUsed="1"/>
+    <w:lsdException w:name="Body Text First Indent" w:semiHidden="1" w:unhideWhenUsed="1"/>
+    <w:lsdException w:name="Body Text First Indent 2" w:semiHidden="1" w:unhideWhenUsed="1"/>
+    <w:lsdException w:name="Note Heading" w:semiHidden="1" w:unhideWhenUsed="1"/>
+    <w:lsdException w:name="Body Text 2" w:semiHidden="1" w:unhideWhenUsed="1"/>
+    <w:lsdException w:name="Body Text 3" w:semiHidden="1" w:unhideWhenUsed="1"/>
+    <w:lsdException w:name="Body Text Indent 2" w:semiHidden="1" w:unhideWhenUsed="1"/>
+    <w:lsdException w:name="Body Text Indent 3" w:semiHidden="1" w:unhideWhenUsed="1"/>
+    <w:lsdException w:name="Block Text" w:semiHidden="1" w:unhideWhenUsed="1"/>
+    <w:lsdException w:name="Hyperlink" w:semiHidden="1" w:unhideWhenUsed="1"/>
+    <w:lsdException w:name="FollowedHyperlink" w:semiHidden="1" w:unhideWhenUsed="1"/>
+    <w:lsdException w:name="Strong" w:uiPriority="22" w:qFormat="1"/>
+    <w:lsdException w:name="Emphasis" w:uiPriority="20" w:qFormat="1"/>
+    <w:lsdException w:name="Document Map" w:semiHidden="1" w:unhideWhenUsed="1"/>
+    <w:lsdException w:name="Plain Text" w:semiHidden="1" w:unhideWhenUsed="1"/>
+    <w:lsdException w:name="E-mail Signature" w:semiHidden="1" w:unhideWhenUsed="1"/>
+    <w:lsdException w:name="HTML Top of Form" w:semiHidden="1" w:unhideWhenUsed="1"/>
+    <w:lsdException w:name="HTML Bottom of Form" w:semiHidden="1" w:unhideWhenUsed="1"/>
+    <w:lsdException w:name="Normal (Web)" w:semiHidden="1" w:unhideWhenUsed="1"/>
+    <w:lsdException w:name="HTML Acronym" w:semiHidden="1" w:unhideWhenUsed="1"/>
+    <w:lsdException w:name="HTML Address" w:semiHidden="1" w:unhideWhenUsed="1"/>
+    <w:lsdException w:name="HTML Cite" w:semiHidden="1" w:unhideWhenUsed="1"/>
+    <w:lsdException w:name="HTML Code" w:semiHidden="1" w:unhideWhenUsed="1"/>
+    <w:lsdException w:name="HTML Definition" w:semiHidden="1" w:unhideWhenUsed="1"/>
+    <w:lsdException w:name="HTML Keyboard" w:semiHidden="1" w:unhideWhenUsed="1"/>
+    <w:lsdException w:name="HTML Preformatted" w:semiHidden="1" w:unhideWhenUsed="1"/>
+    <w:lsdException w:name="HTML Sample" w:semiHidden="1" w:unhideWhenUsed="1"/>
+    <w:lsdException w:name="HTML Typewriter" w:semiHidden="1" w:unhideWhenUsed="1"/>
+    <w:lsdException w:name="HTML Variable" w:semiHidden="1" w:unhideWhenUsed="1"/>
+    <w:lsdException w:name="Normal Table" w:semiHidden="1" w:unhideWhenUsed="1"/>
+    <w:lsdException w:name="annotation subject" w:semiHidden="1" w:unhideWhenUsed="1"/>
+    <w:lsdException w:name="No List" w:semiHidden="1" w:unhideWhenUsed="1"/>
+    <w:lsdException w:name="Outline List 1" w:semiHidden="1" w:unhideWhenUsed="1"/>
+    <w:lsdException w:name="Outline List 2" w:semiHidden="1" w:unhideWhenUsed="1"/>
+    <w:lsdException w:name="Outline List 3" w:semiHidden="1" w:unhideWhenUsed="1"/>
+    <w:lsdException w:name="Table Simple 1" w:semiHidden="1" w:unhideWhenUsed="1"/>
+    <w:lsdException w:name="Table Simple 2" w:semiHidden="1" w:unhideWhenUsed="1"/>
+    <w:lsdException w:name="Table Simple 3" w:semiHidden="1" w:unhideWhenUsed="1"/>
+    <w:lsdException w:name="Table Classic 1" w:semiHidden="1" w:unhideWhenUsed="1"/>
+    <w:lsdException w:name="Table Classic 2" w:semiHidden="1" w:unhideWhenUsed="1"/>
+    <w:lsdException w:name="Table Classic 3" w:semiHidden="1" w:unhideWhenUsed="1"/>
+    <w:lsdException w:name="Table Classic 4" w:semiHidden="1" w:unhideWhenUsed="1"/>
+    <w:lsdException w:name="Table Colorful 1" w:semiHidden="1" w:unhideWhenUsed="1"/>
+    <w:lsdException w:name="Table Colorful 2" w:semiHidden="1" w:unhideWhenUsed="1"/>
+    <w:lsdException w:name="Table Colorful 3" w:semiHidden="1" w:unhideWhenUsed="1"/>
+    <w:lsdException w:name="Table Columns 1" w:semiHidden="1" w:unhideWhenUsed="1"/>
+    <w:lsdException w:name="Table Columns 2" w:semiHidden="1" w:unhideWhenUsed="1"/>
+    <w:lsdException w:name="Table Columns 3" w:semiHidden="1" w:unhideWhenUsed="1"/>
+    <w:lsdException w:name="Table Columns 4" w:semiHidden="1" w:unhideWhenUsed="1"/>
+    <w:lsdException w:name="Table Columns 5" w:semiHidden="1" w:unhideWhenUsed="1"/>
+    <w:lsdException w:name="Table Grid 1" w:semiHidden="1" w:unhideWhenUsed="1"/>
+    <w:lsdException w:name="Table Grid 2" w:semiHidden="1" w:unhideWhenUsed="1"/>
+    <w:lsdException w:name="Table Grid 3" w:semiHidden="1" w:unhideWhenUsed="1"/>
+    <w:lsdException w:name="Table Grid 4" w:semiHidden="1" w:unhideWhenUsed="1"/>
+    <w:lsdException w:name="Table Grid 5" w:semiHidden="1" w:unhideWhenUsed="1"/>
+    <w:lsdException w:name="Table Grid 6" w:semiHidden="1" w:unhideWhenUsed="1"/>
+    <w:lsdException w:name="Table Grid 7" w:semiHidden="1" w:unhideWhenUsed="1"/>
+    <w:lsdException w:name="Table Grid 8" w:semiHidden="1" w:unhideWhenUsed="1"/>
+    <w:lsdException w:name="Table List 1" w:semiHidden="1" w:unhideWhenUsed="1"/>
+    <w:lsdException w:name="Table List 2" w:semiHidden="1" w:unhideWhenUsed="1"/>
+    <w:lsdException w:name="Table List 3" w:semiHidden="1" w:unhideWhenUsed="1"/>
+    <w:lsdException w:name="Table List 4" w:semiHidden="1" w:unhideWhenUsed="1"/>
+    <w:lsdException w:name="Table List 5" w:semiHidden="1" w:unhideWhenUsed="1"/>
+    <w:lsdException w:name="Table List 6" w:semiHidden="1" w:unhideWhenUsed="1"/>
+    <w:lsdException w:name="Table List 7" w:semiHidden="1" w:unhideWhenUsed="1"/>
+    <w:lsdException w:name="Table List 8" w:semiHidden="1" w:unhideWhenUsed="1"/>
+    <w:lsdException w:name="Table 3D effects 1" w:semiHidden="1" w:unhideWhenUsed="1"/>
+    <w:lsdException w:name="Table 3D effects 2" w:semiHidden="1" w:unhideWhenUsed="1"/>
+    <w:lsdException w:name="Table 3D effects 3" w:semiHidden="1" w:unhideWhenUsed="1"/>
+    <w:lsdException w:name="Table Contemporary" w:semiHidden="1" w:unhideWhenUsed="1"/>
+    <w:lsdException w:name="Table Elegant" w:semiHidden="1" w:unhideWhenUsed="1"/>
+    <w:lsdException w:name="Table Professional" w:semiHidden="1" w:unhideWhenUsed="1"/>
+    <w:lsdException w:name="Table Subtle 1" w:semiHidden="1" w:unhideWhenUsed="1"/>
+    <w:lsdException w:name="Table Subtle 2" w:semiHidden="1" w:unhideWhenUsed="1"/>
+    <w:lsdException w:name="Table Web 1" w:semiHidden="1" w:unhideWhenUsed="1"/>
+    <w:lsdException w:name="Table Web 2" w:semiHidden="1" w:unhideWhenUsed="1"/>
+    <w:lsdException w:name="Table Web 3" w:semiHidden="1" w:unhideWhenUsed="1"/>
+    <w:lsdException w:name="Balloon Text" w:semiHidden="1" w:unhideWhenUsed="1"/>
+    <w:lsdException w:name="Table Grid" w:uiPriority="39"/>
+    <w:lsdException w:name="Table Theme" w:semiHidden="1" w:unhideWhenUsed="1"/>
+    <w:lsdException w:name="Placeholder Text" w:semiHidden="1"/>
+    <w:lsdException w:name="No Spacing" w:uiPriority="1" w:qFormat="1"/>
+    <w:lsdException w:name="Light Shading" w:uiPriority="60"/>
+    <w:lsdException w:name="Light List" w:uiPriority="61"/>
+    <w:lsdException w:name="Light Grid" w:uiPriority="62"/>
+    <w:lsdException w:name="Medium Shading 1" w:uiPriority="63"/>
+    <w:lsdException w:name="Medium Shading 2" w:uiPriority="64"/>
+    <w:lsdException w:name="Medium List 1" w:uiPriority="65"/>
+    <w:lsdException w:name="Medium List 2" w:uiPriority="66"/>
+    <w:lsdException w:name="Medium Grid 1" w:uiPriority="67"/>
+    <w:lsdException w:name="Medium Grid 2" w:uiPriority="68"/>
+    <w:lsdException w:name="Medium Grid 3" w:uiPriority="69"/>
+    <w:lsdException w:name="Dark List" w:uiPriority="70"/>
+    <w:lsdException w:name="Colorful Shading" w:uiPriority="71"/>
+    <w:lsdException w:name="Colorful List" w:uiPriority="72"/>
+    <w:lsdException w:name="Colorful Grid" w:uiPriority="73"/>
+    <w:lsdException w:name="Light Shading Accent 1" w:uiPriority="60"/>
+    <w:lsdException w:name="Light List Accent 1" w:uiPriority="61"/>
+    <w:lsdException w:name="Light Grid Accent 1" w:uiPriority="62"/>
+    <w:lsdException w:name="Medium Shading 1 Accent 1" w:uiPriority="63"/>
+    <w:lsdException w:name="Medium Shading 2 Accent 1" w:uiPriority="64"/>
+    <w:lsdException w:name="Medium List 1 Accent 1" w:uiPriority="65"/>
+    <w:lsdException w:name="Revision" w:semiHidden="1"/>
+    <w:lsdException w:name="List Paragraph" w:uiPriority="34" w:qFormat="1"/>
+    <w:lsdException w:name="Quote" w:uiPriority="29" w:qFormat="1"/>
+    <w:lsdException w:name="Intense Quote" w:uiPriority="30" w:qFormat="1"/>
+    <w:lsdException w:name="Medium List 2 Accent 1" w:uiPriority="66"/>
+    <w:lsdException w:name="Medium Grid 1 Accent 1" w:uiPriority="67"/>
+    <w:lsdException w:name="Medium Grid 2 Accent 1" w:uiPriority="68"/>
+    <w:lsdException w:name="Medium Grid 3 Accent 1" w:uiPriority="69"/>
+    <w:lsdException w:name="Dark List Accent 1" w:uiPriority="70"/>
+    <w:lsdException w:name="Colorful Shading Accent 1" w:uiPriority="71"/>
+    <w:lsdException w:name="Colorful List Accent 1" w:uiPriority="72"/>
+    <w:lsdException w:name="Colorful Grid Accent 1" w:uiPriority="73"/>
+    <w:lsdException w:name="Light Shading Accent 2" w:uiPriority="60"/>
+    <w:lsdException w:name="Light List Accent 2" w:uiPriority="61"/>
+    <w:lsdException w:name="Light Grid Accent 2" w:uiPriority="62"/>
+    <w:lsdException w:name="Medium Shading 1 Accent 2" w:uiPriority="63"/>
+    <w:lsdException w:name="Medium Shading 2 Accent 2" w:uiPriority="64"/>
+    <w:lsdException w:name="Medium List 1 Accent 2" w:uiPriority="65"/>
+    <w:lsdException w:name="Medium List 2 Accent 2" w:uiPriority="66"/>
+    <w:lsdException w:name="Medium Grid 1 Accent 2" w:uiPriority="67"/>
+    <w:lsdException w:name="Medium Grid 2 Accent 2" w:uiPriority="68"/>
+    <w:lsdException w:name="Medium Grid 3 Accent 2" w:uiPriority="69"/>
+    <w:lsdException w:name="Dark List Accent 2" w:uiPriority="70"/>
+    <w:lsdException w:name="Colorful Shading Accent 2" w:uiPriority="71"/>
+    <w:lsdException w:name="Colorful List Accent 2" w:uiPriority="72"/>
+    <w:lsdException w:name="Colorful Grid Accent 2" w:uiPriority="73"/>
+    <w:lsdException w:name="Light Shading Accent 3" w:uiPriority="60"/>
+    <w:lsdException w:name="Light List Accent 3" w:uiPriority="61"/>
+    <w:lsdException w:name="Light Grid Accent 3" w:uiPriority="62"/>
+    <w:lsdException w:name="Medium Shading 1 Accent 3" w:uiPriority="63"/>
+    <w:lsdException w:name="Medium Shading 2 Accent 3" w:uiPriority="64"/>
+    <w:lsdException w:name="Medium List 1 Accent 3" w:uiPriority="65"/>
+    <w:lsdException w:name="Medium List 2 Accent 3" w:uiPriority="66"/>
+    <w:lsdException w:name="Medium Grid 1 Accent 3" w:uiPriority="67"/>
+    <w:lsdException w:name="Medium Grid 2 Accent 3" w:uiPriority="68"/>
+    <w:lsdException w:name="Medium Grid 3 Accent 3" w:uiPriority="69"/>
+    <w:lsdException w:name="Dark List Accent 3" w:uiPriority="70"/>
+    <w:lsdException w:name="Colorful Shading Accent 3" w:uiPriority="71"/>
+    <w:lsdException w:name="Colorful List Accent 3" w:uiPriority="72"/>
+    <w:lsdException w:name="Colorful Grid Accent 3" w:uiPriority="73"/>
+    <w:lsdException w:name="Light Shading Accent 4" w:uiPriority="60"/>
+    <w:lsdException w:name="Light List Accent 4" w:uiPriority="61"/>
+    <w:lsdException w:name="Light Grid Accent 4" w:uiPriority="62"/>
+    <w:lsdException w:name="Medium Shading 1 Accent 4" w:uiPriority="63"/>
+    <w:lsdException w:name="Medium Shading 2 Accent 4" w:uiPriority="64"/>
+    <w:lsdException w:name="Medium List 1 Accent 4" w:uiPriority="65"/>
+    <w:lsdException w:name="Medium List 2 Accent 4" w:uiPriority="66"/>
+    <w:lsdException w:name="Medium Grid 1 Accent 4" w:uiPriority="67"/>
+    <w:lsdException w:name="Medium Grid 2 Accent 4" w:uiPriority="68"/>
+    <w:lsdException w:name="Medium Grid 3 Accent 4" w:uiPriority="69"/>
+    <w:lsdException w:name="Dark List Accent 4" w:uiPriority="70"/>
+    <w:lsdException w:name="Colorful Shading Accent 4" w:uiPriority="71"/>
+    <w:lsdException w:name="Colorful List Accent 4" w:uiPriority="72"/>
+    <w:lsdException w:name="Colorful Grid Accent 4" w:uiPriority="73"/>
+    <w:lsdException w:name="Light Shading Accent 5" w:uiPriority="60"/>
+    <w:lsdException w:name="Light List Accent 5" w:uiPriority="61"/>
+    <w:lsdException w:name="Light Grid Accent 5" w:uiPriority="62"/>
+    <w:lsdException w:name="Medium Shading 1 Accent 5" w:uiPriority="63"/>
+    <w:lsdException w:name="Medium Shading 2 Accent 5" w:uiPriority="64"/>
+    <w:lsdException w:name="Medium List 1 Accent 5" w:uiPriority="65"/>
+    <w:lsdException w:name="Medium List 2 Accent 5" w:uiPriority="66"/>
+    <w:lsdException w:name="Medium Grid 1 Accent 5" w:uiPriority="67"/>
+    <w:lsdException w:name="Medium Grid 2 Accent 5" w:uiPriority="68"/>
+    <w:lsdException w:name="Medium Grid 3 Accent 5" w:uiPriority="69"/>
+    <w:lsdException w:name="Dark List Accent 5" w:uiPriority="70"/>
+    <w:lsdException w:name="Colorful Shading Accent 5" w:uiPriority="71"/>
+    <w:lsdException w:name="Colorful List Accent 5" w:uiPriority="72"/>
+    <w:lsdException w:name="Colorful Grid Accent 5" w:uiPriority="73"/>
+    <w:lsdException w:name="Light Shading Accent 6" w:uiPriority="60"/>
+    <w:lsdException w:name="Light List Accent 6" w:uiPriority="61"/>
+    <w:lsdException w:name="Light Grid Accent 6" w:uiPriority="62"/>
+    <w:lsdException w:name="Medium Shading 1 Accent 6" w:uiPriority="63"/>
+    <w:lsdException w:name="Medium Shading 2 Accent 6" w:uiPriority="64"/>
+    <w:lsdException w:name="Medium List 1 Accent 6" w:uiPriority="65"/>
+    <w:lsdException w:name="Medium List 2 Accent 6" w:uiPriority="66"/>
+    <w:lsdException w:name="Medium Grid 1 Accent 6" w:uiPriority="67"/>
+    <w:lsdException w:name="Medium Grid 2 Accent 6" w:uiPriority="68"/>
+    <w:lsdException w:name="Medium Grid 3 Accent 6" w:uiPriority="69"/>
+    <w:lsdException w:name="Dark List Accent 6" w:uiPriority="70"/>
+    <w:lsdException w:name="Colorful Shading Accent 6" w:uiPriority="71"/>
+    <w:lsdException w:name="Colorful List Accent 6" w:uiPriority="72"/>
+    <w:lsdException w:name="Colorful Grid Accent 6" w:uiPriority="73"/>
+    <w:lsdException w:name="Subtle Emphasis" w:uiPriority="19" w:qFormat="1"/>
+    <w:lsdException w:name="Intense Emphasis" w:uiPriority="21" w:qFormat="1"/>
+    <w:lsdException w:name="Subtle Reference" w:uiPriority="31" w:qFormat="1"/>
+    <w:lsdException w:name="Intense Reference" w:uiPriority="32" w:qFormat="1"/>
+    <w:lsdException w:name="Book Title" w:uiPriority="33" w:qFormat="1"/>
+    <w:lsdException w:name="Bibliography" w:semiHidden="1" w:uiPriority="37" w:unhideWhenUsed="1"/>
+    <w:lsdException w:name="TOC Heading" w:semiHidden="1" w:uiPriority="39" w:unhideWhenUsed="1" w:qFormat="1"/>
+    <w:lsdException w:name="Plain Table 1" w:uiPriority="41"/>
+    <w:lsdException w:name="Plain Table 2" w:uiPriority="42"/>
+    <w:lsdException w:name="Plain Table 3" w:uiPriority="43"/>
+    <w:lsdException w:name="Plain Table 4" w:uiPriority="44"/>
+    <w:lsdException w:name="Plain Table 5" w:uiPriority="45"/>
+    <w:lsdException w:name="Grid Table Light" w:uiPriority="40"/>
+    <w:lsdException w:name="Grid Table 1 Light" w:uiPriority="46"/>
+    <w:lsdException w:name="Grid Table 2" w:uiPriority="47"/>
+    <w:lsdException w:name="Grid Table 3" w:uiPriority="48"/>
+    <w:lsdException w:name="Grid Table 4" w:uiPriority="49"/>
+    <w:lsdException w:name="Grid Table 5 Dark" w:uiPriority="50"/>
+    <w:lsdException w:name="Grid Table 6 Colorful" w:uiPriority="51"/>
+    <w:lsdException w:name="Grid Table 7 Colorful" w:uiPriority="52"/>
+    <w:lsdException w:name="Grid Table 1 Light Accent 1" w:uiPriority="46"/>
+    <w:lsdException w:name="Grid Table 2 Accent 1" w:uiPriority="47"/>
+    <w:lsdException w:name="Grid Table 3 Accent 1" w:uiPriority="48"/>
+    <w:lsdException w:name="Grid Table 4 Accent 1" w:uiPriority="49"/>
+    <w:lsdException w:name="Grid Table 5 Dark Accent 1" w:uiPriority="50"/>
+    <w:lsdException w:name="Grid Table 6 Colorful Accent 1" w:uiPriority="51"/>
+    <w:lsdException w:name="Grid Table 7 Colorful Accent 1" w:uiPriority="52"/>
+    <w:lsdException w:name="Grid Table 1 Light Accent 2" w:uiPriority="46"/>
+    <w:lsdException w:name="Grid Table 2 Accent 2" w:uiPriority="47"/>
+    <w:lsdException w:name="Grid Table 3 Accent 2" w:uiPriority="48"/>
+    <w:lsdException w:name="Grid Table 4 Accent 2" w:uiPriority="49"/>
+    <w:lsdException w:name="Grid Table 5 Dark Accent 2" w:uiPriority="50"/>
+    <w:lsdException w:name="Grid Table 6 Colorful Accent 2" w:uiPriority="51"/>
+    <w:lsdException w:name="Grid Table 7 Colorful Accent 2" w:uiPriority="52"/>
+    <w:lsdException w:name="Grid Table 1 Light Accent 3" w:uiPriority="46"/>
+    <w:lsdException w:name="Grid Table 2 Accent 3" w:uiPriority="47"/>
+    <w:lsdException w:name="Grid Table 3 Accent 3" w:uiPriority="48"/>
+    <w:lsdException w:name="Grid Table 4 Accent 3" w:uiPriority="49"/>
+    <w:lsdException w:name="Grid Table 5 Dark Accent 3" w:uiPriority="50"/>
+    <w:lsdException w:name="Grid Table 6 Colorful Accent 3" w:uiPriority="51"/>
+    <w:lsdException w:name="Grid Table 7 Colorful Accent 3" w:uiPriority="52"/>
+    <w:lsdException w:name="Grid Table 1 Light Accent 4" w:uiPriority="46"/>
+    <w:lsdException w:name="Grid Table 2 Accent 4" w:uiPriority="47"/>
+    <w:lsdException w:name="Grid Table 3 Accent 4" w:uiPriority="48"/>
+    <w:lsdException w:name="Grid Table 4 Accent 4" w:uiPriority="49"/>
+    <w:lsdException w:name="Grid Table 5 Dark Accent 4" w:uiPriority="50"/>
+    <w:lsdException w:name="Grid Table 6 Colorful Accent 4" w:uiPriority="51"/>
+    <w:lsdException w:name="Grid Table 7 Colorful Accent 4" w:uiPriority="52"/>
+    <w:lsdException w:name="Grid Table 1 Light Accent 5" w:uiPriority="46"/>
+    <w:lsdException w:name="Grid Table 2 Accent 5" w:uiPriority="47"/>
+    <w:lsdException w:name="Grid Table 3 Accent 5" w:uiPriority="48"/>
+    <w:lsdException w:name="Grid Table 4 Accent 5" w:uiPriority="49"/>
+    <w:lsdException w:name="Grid Table 5 Dark Accent 5" w:uiPriority="50"/>
+    <w:lsdException w:name="Grid Table 6 Colorful Accent 5" w:uiPriority="51"/>
+    <w:lsdException w:name="Grid Table 7 Colorful Accent 5" w:uiPriority="52"/>
+    <w:lsdException w:name="Grid Table 1 Light Accent 6" w:uiPriority="46"/>
+    <w:lsdException w:name="Grid Table 2 Accent 6" w:uiPriority="47"/>
+    <w:lsdException w:name="Grid Table 3 Accent 6" w:uiPriority="48"/>
+    <w:lsdException w:name="Grid Table 4 Accent 6" w:uiPriority="49"/>
+    <w:lsdException w:name="Grid Table 5 Dark Accent 6" w:uiPriority="50"/>
+    <w:lsdException w:name="Grid Table 6 Colorful Accent 6" w:uiPriority="51"/>
+    <w:lsdException w:name="Grid Table 7 Colorful Accent 6" w:uiPriority="52"/>
+    <w:lsdException w:name="List Table 1 Light" w:uiPriority="46"/>
+    <w:lsdException w:name="List Table 2" w:uiPriority="47"/>
+    <w:lsdException w:name="List Table 3" w:uiPriority="48"/>
+    <w:lsdException w:name="List Table 4" w:uiPriority="49"/>
+    <w:lsdException w:name="List Table 5 Dark" w:uiPriority="50"/>
+    <w:lsdException w:name="List Table 6 Colorful" w:uiPriority="51"/>
+    <w:lsdException w:name="List Table 7 Colorful" w:uiPriority="52"/>
+    <w:lsdException w:name="List Table 1 Light Accent 1" w:uiPriority="46"/>
+    <w:lsdException w:name="List Table 2 Accent 1" w:uiPriority="47"/>
+    <w:lsdException w:name="List Table 3 Accent 1" w:uiPriority="48"/>
+    <w:lsdException w:name="List Table 4 Accent 1" w:uiPriority="49"/>
+    <w:lsdException w:name="List Table 5 Dark Accent 1" w:uiPriority="50"/>
+    <w:lsdException w:name="List Table 6 Colorful Accent 1" w:uiPriority="51"/>
+    <w:lsdException w:name="List Table 7 Colorful Accent 1" w:uiPriority="52"/>
+    <w:lsdException w:name="List Table 1 Light Accent 2" w:uiPriority="46"/>
+    <w:lsdException w:name="List Table 2 Accent 2" w:uiPriority="47"/>
+    <w:lsdException w:name="List Table 3 Accent 2" w:uiPriority="48"/>
+    <w:lsdException w:name="List Table 4 Accent 2" w:uiPriority="49"/>
+    <w:lsdException w:name="List Table 5 Dark Accent 2" w:uiPriority="50"/>
+    <w:lsdException w:name="List Table 6 Colorful Accent 2" w:uiPriority="51"/>
+    <w:lsdException w:name="List Table 7 Colorful Accent 2" w:uiPriority="52"/>
+    <w:lsdException w:name="List Table 1 Light Accent 3" w:uiPriority="46"/>
+    <w:lsdException w:name="List Table 2 Accent 3" w:uiPriority="47"/>
+    <w:lsdException w:name="List Table 3 Accent 3" w:uiPriority="48"/>
+    <w:lsdException w:name="List Table 4 Accent 3" w:uiPriority="49"/>
+    <w:lsdException w:name="List Table 5 Dark Accent 3" w:uiPriority="50"/>
+    <w:lsdException w:name="List Table 6 Colorful Accent 3" w:uiPriority="51"/>
+    <w:lsdException w:name="List Table 7 Colorful Accent 3" w:uiPriority="52"/>
+    <w:lsdException w:name="List Table 1 Light Accent 4" w:uiPriority="46"/>
+    <w:lsdException w:name="List Table 2 Accent 4" w:uiPriority="47"/>
+    <w:lsdException w:name="List Table 3 Accent 4" w:uiPriority="48"/>
+    <w:lsdException w:name="List Table 4 Accent 4" w:uiPriority="49"/>
+    <w:lsdException w:name="List Table 5 Dark Accent 4" w:uiPriority="50"/>
+    <w:lsdException w:name="List Table 6 Colorful Accent 4" w:uiPriority="51"/>
+    <w:lsdException w:name="List Table 7 Colorful Accent 4" w:uiPriority="52"/>
+    <w:lsdException w:name="List Table 1 Light Accent 5" w:uiPriority="46"/>
+    <w:lsdException w:name="List Table 2 Accent 5" w:uiPriority="47"/>
+    <w:lsdException w:name="List Table 3 Accent 5" w:uiPriority="48"/>
+    <w:lsdException w:name="List Table 4 Accent 5" w:uiPriority="49"/>
+    <w:lsdException w:name="List Table 5 Dark Accent 5" w:uiPriority="50"/>
+    <w:lsdException w:name="List Table 6 Colorful Accent 5" w:uiPriority="51"/>
+    <w:lsdException w:name="List Table 7 Colorful Accent 5" w:uiPriority="52"/>
+    <w:lsdException w:name="List Table 1 Light Accent 6" w:uiPriority="46"/>
+    <w:lsdException w:name="List Table 2 Accent 6" w:uiPriority="47"/>
+    <w:lsdException w:name="List Table 3 Accent 6" w:uiPriority="48"/>
+    <w:lsdException w:name="List Table 4 Accent 6" w:uiPriority="49"/>
+    <w:lsdException w:name="List Table 5 Dark Accent 6" w:uiPriority="50"/>
+    <w:lsdException w:name="List Table 6 Colorful Accent 6" w:uiPriority="51"/>
+    <w:lsdException w:name="List Table 7 Colorful Accent 6" w:uiPriority="52"/>
+    <w:lsdException w:name="Mention" w:semiHidden="1" w:unhideWhenUsed="1"/>
+    <w:lsdException w:name="Smart Hyperlink" w:semiHidden="1" w:unhideWhenUsed="1"/>
+    <w:lsdException w:name="Hashtag" w:semiHidden="1" w:unhideWhenUsed="1"/>
+    <w:lsdException w:name="Unresolved Mention" w:semiHidden="1" w:unhideWhenUsed="1"/>
+    <w:lsdException w:name="Smart Link" w:semiHidden="1" w:unhideWhenUsed="1"/>
+  </w:latentStyles>
+  <w:style w:type="paragraph" w:styleId="Normal" w:default="1">
+    <w:name w:val="Normal"/>
+    <w:qFormat/>
+    <w:pPr>
+      <w:spacing/>
+    </w:pPr>
+    <w:rPr>
+      <w:sz w:val="24"/>
+      <w:szCs w:val="24"/>
+      <w:lang w:eastAsia="zh-TW"/>
+    </w:rPr>
+  </w:style>
+  <w:style w:type="character" w:styleId="DefaultParagraphFont" w:default="1">
+    <w:name w:val="Default Paragraph Font"/>
+    <w:uiPriority w:val="1"/>
+    <w:semiHidden/>
+    <w:unhideWhenUsed/>
+    <w:rPr/>
+  </w:style>
+  <w:style w:type="table" w:styleId="TableNormal" w:default="1">
     <w:name w:val="Normal Table"/>
     <w:uiPriority w:val="99"/>
     <w:semiHidden/>
     <w:unhideWhenUsed/>
-    <w:qFormat/>
     <w:tblPr>
       <w:tblInd w:w="0" w:type="dxa"/>
       <w:tblCellMar>
@@ -93,7 +495,7 @@
       </w:tblCellMar>
     </w:tblPr>
   </w:style>
-  <w:style w:type="numbering" w:default="1" w:styleId="NoList">
+  <w:style w:type="numbering" w:styleId="NoList">
     <w:name w:val="No List"/>
     <w:uiPriority w:val="99"/>
     <w:semiHidden/>
@@ -103,34 +505,15 @@
     <w:name w:val="Table Grid"/>
     <w:basedOn w:val="TableNormal"/>
     <w:tblPr>
-      <w:tblInd w:w="0" w:type="dxa"/>
       <w:tblBorders>
-        <w:top w:val="single" w:sz="4" w:space="0" w:color="000000"/>
-        <w:left w:val="single" w:sz="4" w:space="0" w:color="000000"/>
-        <w:bottom w:val="single" w:sz="4" w:space="0" w:color="000000"/>
-        <w:right w:val="single" w:sz="4" w:space="0" w:color="000000"/>
-        <w:insideH w:val="single" w:sz="4" w:space="0" w:color="000000"/>
-        <w:insideV w:val="single" w:sz="4" w:space="0" w:color="000000"/>
+        <w:top w:val="single" w:color="000000" w:sz="4" w:space="0"/>
+        <w:left w:val="single" w:color="000000" w:sz="4" w:space="0"/>
+        <w:bottom w:val="single" w:color="000000" w:sz="4" w:space="0"/>
+        <w:right w:val="single" w:color="000000" w:sz="4" w:space="0"/>
+        <w:insideH w:val="single" w:color="000000" w:sz="4" w:space="0"/>
+        <w:insideV w:val="single" w:color="000000" w:sz="4" w:space="0"/>
       </w:tblBorders>
     </w:tblPr>
-  </w:style>
-  <w:style w:type="paragraph" w:styleId="Normal" w:default="1">
-    <w:name w:val="Normal"/>
-    <w:pPr>
-      <w:spacing/>
-    </w:pPr>
-    <w:rPr>
-      <w:rFonts w:ascii="Times New Roman" w:hAnsi="Times New Roman" w:eastAsia="Times New Roman"/>
-      <w:sz w:val="24"/>
-      <w:szCs w:val="24"/>
-      <w:lang w:val="en-US" w:eastAsia="zh-TW" w:bidi="ar-SA"/>
-    </w:rPr>
-  </w:style>
-  <w:style w:type="character" w:styleId="DefaultParagraphFont" w:default="1">
-    <w:name w:val="Default Paragraph Font"/>
-    <w:semiHidden/>
-    <w:unhideWhenUsed/>
-    <w:rPr/>
   </w:style>
   <w:style w:type="paragraph" w:styleId="Caption">
     <w:name w:val="Caption"/>
@@ -153,6 +536,7 @@
 <c:chartSpace xmlns:a="http://schemas.openxmlformats.org/drawingml/2006/main" xmlns:r="http://schemas.openxmlformats.org/officeDocument/2006/relationships" xmlns:c="http://schemas.openxmlformats.org/drawingml/2006/chart">
   <c:date1904 val="0"/>
   <c:roundedCorners val="0"/>
+  <c:style val="2"/>
   <c:chart>
     <c:title>
       <c:tx>
@@ -160,8 +544,8 @@
           <a:bodyPr/>
           <a:lstStyle/>
           <a:p>
-            <a:pPr rtl="0">
-              <a:defRPr sz="1860"/>
+            <a:pPr>
+              <a:defRPr b="1" sz="1860" baseline="0"/>
             </a:pPr>
             <a:r>
               <a:rPr b="1" sz="1860" baseline="0"/>
@@ -179,6 +563,7 @@
         </a:ln>
       </c:spPr>
     </c:title>
+    <c:autoTitleDeleted val="0"/>
     <c:plotArea>
       <c:layout/>
       <c:lineChart>
@@ -481,6 +866,16 @@
           </c:val>
           <c:smooth val="0"/>
         </c:ser>
+        <c:dLbls>
+          <c:numFmt formatCode="General" sourceLinked="1"/>
+          <c:showLegendKey val="0"/>
+          <c:showVal val="0"/>
+          <c:showCatName val="0"/>
+          <c:showSerName val="0"/>
+          <c:showPercent val="0"/>
+          <c:showBubbleSize val="0"/>
+          <c:showLeaderLines val="0"/>
+        </c:dLbls>
         <c:axId val="59983360"/>
         <c:axId val="57253888"/>
       </c:lineChart>
@@ -491,6 +886,7 @@
         </c:scaling>
         <c:delete val="0"/>
         <c:axPos val="b"/>
+        <c:numFmt formatCode="General" sourceLinked="0"/>
         <c:majorTickMark val="out"/>
         <c:minorTickMark val="none"/>
         <c:tickLblPos val="nextTo"/>
@@ -509,6 +905,7 @@
         <c:delete val="0"/>
         <c:axPos val="l"/>
         <c:majorGridlines/>
+        <c:numFmt formatCode="General" sourceLinked="1"/>
         <c:majorTickMark val="out"/>
         <c:minorTickMark val="none"/>
         <c:tickLblPos val="low"/>
@@ -533,6 +930,7 @@
       <c:spPr/>
     </c:legend>
     <c:plotVisOnly val="1"/>
+    <c:showDLblsOverMax val="1"/>
     <c:dispBlanksAs val="gap"/>
   </c:chart>
   <c:spPr>
@@ -551,10 +949,10 @@
   <a:themeElements>
     <a:clrScheme name="Office">
       <a:dk1>
-        <a:sysClr val="windowText" lastClr="000000"/>
+        <a:srgbClr val="000000"/>
       </a:dk1>
       <a:lt1>
-        <a:sysClr val="window" lastClr="FFFFFF"/>
+        <a:srgbClr val="FFFFFF"/>
       </a:lt1>
       <a:dk2>
         <a:srgbClr val="44546A"/>
@@ -629,6 +1027,7 @@
             </a:gs>
           </a:gsLst>
           <a:lin ang="5400000" scaled="0"/>
+          <a:tileRect/>
         </a:gradFill>
         <a:gradFill rotWithShape="1">
           <a:gsLst>
@@ -655,24 +1054,25 @@
             </a:gs>
           </a:gsLst>
           <a:lin ang="5400000" scaled="0"/>
+          <a:tileRect/>
         </a:gradFill>
       </a:fillStyleLst>
       <a:lnStyleLst>
-        <a:ln w="6350" cap="flat" cmpd="sng" algn="ctr">
+        <a:ln w="6350" cap="flat" cmpd="sng">
           <a:solidFill>
             <a:schemeClr val="phClr"/>
           </a:solidFill>
           <a:prstDash val="solid"/>
           <a:miter lim="800000"/>
         </a:ln>
-        <a:ln w="12700" cap="flat" cmpd="sng" algn="ctr">
+        <a:ln w="12700" cap="flat" cmpd="sng">
           <a:solidFill>
             <a:schemeClr val="phClr"/>
           </a:solidFill>
           <a:prstDash val="solid"/>
           <a:miter lim="800000"/>
         </a:ln>
-        <a:ln w="19050" cap="flat" cmpd="sng" algn="ctr">
+        <a:ln w="19050" cap="flat" cmpd="sng">
           <a:solidFill>
             <a:schemeClr val="phClr"/>
           </a:solidFill>
@@ -689,7 +1089,7 @@
         </a:effectStyle>
         <a:effectStyle>
           <a:effectLst>
-            <a:outerShdw blurRad="57150" dist="19050" dir="5400000" algn="ctr" rotWithShape="0">
+            <a:outerShdw blurRad="57150" dist="19050" dir="5400000" rotWithShape="0">
               <a:srgbClr val="000000">
                 <a:alpha val="63000"/>
               </a:srgbClr>
@@ -733,11 +1133,12 @@
             </a:gs>
           </a:gsLst>
           <a:lin ang="5400000" scaled="0"/>
+          <a:tileRect/>
         </a:gradFill>
       </a:bgFillStyleLst>
     </a:fmtScheme>
   </a:themeElements>
-  <a:objectDefaults/>
-  <a:extraClrSchemeLst/>
+  <a:objectDefaults xmlns:a="http://schemas.openxmlformats.org/drawingml/2006/main"/>
+  <a:extraClrSchemeLst xmlns:a="http://schemas.openxmlformats.org/drawingml/2006/main"/>
 </a:theme>
 </file>